--- a/01-Linux基础/day2/day2 note.docx
+++ b/01-Linux基础/day2/day2 note.docx
@@ -4,71 +4,71 @@
   <w:body>
     <w:p>
       <w:pPr>
+        <w:pStyle w:val="4"/>
+        <w:bidi w:val="0"/>
+        <w:rPr>
+          <w:rFonts w:hint="eastAsia"/>
+          <w:lang w:val="en-US" w:eastAsia="zh-CN"/>
+        </w:rPr>
+      </w:pPr>
+      <w:r>
+        <w:rPr>
+          <w:rFonts w:hint="eastAsia"/>
+          <w:lang w:val="en-US" w:eastAsia="zh-CN"/>
+        </w:rPr>
+        <w:t>小技巧</w:t>
+      </w:r>
+    </w:p>
+    <w:p>
+      <w:pPr>
+        <w:ind w:firstLine="420" w:firstLineChars="0"/>
+        <w:jc w:val="left"/>
+        <w:rPr>
+          <w:rFonts w:hint="eastAsia"/>
+          <w:i/>
+          <w:iCs/>
+          <w:lang w:val="en-US" w:eastAsia="zh-CN"/>
+        </w:rPr>
+      </w:pPr>
+      <w:r>
+        <w:rPr>
+          <w:rFonts w:hint="eastAsia"/>
+          <w:i/>
+          <w:iCs/>
+          <w:lang w:val="en-US" w:eastAsia="zh-CN"/>
+        </w:rPr>
+        <w:t>若不记得指令的单词，拼写前面几个字母双击tab键，然后就给你展现出这些字母的单词，然后你在输入可以自动帮你填充</w:t>
+      </w:r>
+    </w:p>
+    <w:p>
+      <w:pPr>
+        <w:ind w:firstLine="420" w:firstLineChars="0"/>
+        <w:jc w:val="left"/>
+        <w:rPr>
+          <w:rFonts w:hint="eastAsia"/>
+          <w:i/>
+          <w:iCs/>
+          <w:lang w:val="en-US" w:eastAsia="zh-CN"/>
+        </w:rPr>
+      </w:pPr>
+    </w:p>
+    <w:p>
+      <w:pPr>
         <w:pStyle w:val="2"/>
         <w:bidi w:val="0"/>
         <w:jc w:val="center"/>
         <w:rPr>
-          <w:rFonts w:hint="eastAsia"/>
-          <w:lang w:val="en-US" w:eastAsia="zh-CN"/>
-        </w:rPr>
-      </w:pPr>
-      <w:r>
-        <w:rPr>
-          <w:rFonts w:hint="eastAsia"/>
-          <w:lang w:val="en-US" w:eastAsia="zh-CN"/>
-        </w:rPr>
-        <w:t>P5 文件</w:t>
-      </w:r>
-    </w:p>
-    <w:p>
-      <w:pPr>
-        <w:pStyle w:val="4"/>
-        <w:bidi w:val="0"/>
-        <w:rPr>
-          <w:rFonts w:hint="eastAsia"/>
-          <w:lang w:val="en-US" w:eastAsia="zh-CN"/>
-        </w:rPr>
-      </w:pPr>
-      <w:r>
-        <w:rPr>
-          <w:rFonts w:hint="eastAsia"/>
-          <w:lang w:val="en-US" w:eastAsia="zh-CN"/>
-        </w:rPr>
-        <w:t>小技巧</w:t>
-      </w:r>
-    </w:p>
-    <w:p>
-      <w:pPr>
-        <w:ind w:firstLine="420" w:firstLineChars="0"/>
-        <w:jc w:val="left"/>
-        <w:rPr>
-          <w:rFonts w:hint="eastAsia"/>
-          <w:i/>
-          <w:iCs/>
-          <w:lang w:val="en-US" w:eastAsia="zh-CN"/>
-        </w:rPr>
-      </w:pPr>
-      <w:r>
-        <w:rPr>
-          <w:rFonts w:hint="eastAsia"/>
-          <w:i/>
-          <w:iCs/>
-          <w:lang w:val="en-US" w:eastAsia="zh-CN"/>
-        </w:rPr>
-        <w:t>若不记得指令的单词，拼写前面几个字母双击tab键，然后就给你展现出这些字母的单词，然后你在输入可以自动帮你填充</w:t>
-      </w:r>
-    </w:p>
-    <w:p>
-      <w:pPr>
-        <w:ind w:firstLine="420" w:firstLineChars="0"/>
-        <w:jc w:val="left"/>
-        <w:rPr>
-          <w:rFonts w:hint="eastAsia"/>
-          <w:i/>
-          <w:iCs/>
-          <w:lang w:val="en-US" w:eastAsia="zh-CN"/>
-        </w:rPr>
-      </w:pPr>
+          <w:rFonts w:hint="default"/>
+          <w:lang w:val="en-US" w:eastAsia="zh-CN"/>
+        </w:rPr>
+      </w:pPr>
+      <w:r>
+        <w:rPr>
+          <w:rFonts w:hint="eastAsia"/>
+          <w:lang w:val="en-US" w:eastAsia="zh-CN"/>
+        </w:rPr>
+        <w:t>P5 文件操作</w:t>
+      </w:r>
     </w:p>
     <w:p>
       <w:pPr>
@@ -301,7 +301,6 @@
           <w:lang w:val="en-US" w:eastAsia="zh-CN"/>
         </w:rPr>
         <w:tab/>
-        <w:t/>
       </w:r>
       <w:r>
         <w:rPr>
@@ -309,6 +308,12 @@
           <w:lang w:val="en-US" w:eastAsia="zh-CN"/>
         </w:rPr>
         <w:tab/>
+      </w:r>
+      <w:r>
+        <w:rPr>
+          <w:rFonts w:hint="eastAsia"/>
+          <w:lang w:val="en-US" w:eastAsia="zh-CN"/>
+        </w:rPr>
         <w:t>查看所有文件（包括隐藏文件）（-a代表着all的意思）</w:t>
       </w:r>
     </w:p>
@@ -334,7 +339,6 @@
           <w:lang w:val="en-US" w:eastAsia="zh-CN"/>
         </w:rPr>
         <w:tab/>
-        <w:t/>
       </w:r>
       <w:r>
         <w:rPr>
@@ -342,6 +346,12 @@
           <w:lang w:val="en-US" w:eastAsia="zh-CN"/>
         </w:rPr>
         <w:tab/>
+      </w:r>
+      <w:r>
+        <w:rPr>
+          <w:rFonts w:hint="eastAsia"/>
+          <w:lang w:val="en-US" w:eastAsia="zh-CN"/>
+        </w:rPr>
         <w:t>文件列式显示</w:t>
       </w:r>
     </w:p>
@@ -367,7 +377,6 @@
           <w:lang w:val="en-US" w:eastAsia="zh-CN"/>
         </w:rPr>
         <w:tab/>
-        <w:t/>
       </w:r>
       <w:r>
         <w:rPr>
@@ -375,6 +384,12 @@
           <w:lang w:val="en-US" w:eastAsia="zh-CN"/>
         </w:rPr>
         <w:tab/>
+      </w:r>
+      <w:r>
+        <w:rPr>
+          <w:rFonts w:hint="eastAsia"/>
+          <w:lang w:val="en-US" w:eastAsia="zh-CN"/>
+        </w:rPr>
         <w:t>文件详细信息</w:t>
       </w:r>
     </w:p>
@@ -400,7 +415,6 @@
           <w:lang w:val="en-US" w:eastAsia="zh-CN"/>
         </w:rPr>
         <w:tab/>
-        <w:t/>
       </w:r>
       <w:r>
         <w:rPr>
@@ -408,6 +422,12 @@
           <w:lang w:val="en-US" w:eastAsia="zh-CN"/>
         </w:rPr>
         <w:tab/>
+      </w:r>
+      <w:r>
+        <w:rPr>
+          <w:rFonts w:hint="eastAsia"/>
+          <w:lang w:val="en-US" w:eastAsia="zh-CN"/>
+        </w:rPr>
         <w:t>查看所选类型的全部文件，如下图所示：</w:t>
       </w:r>
     </w:p>
@@ -853,94 +873,313 @@
     </w:p>
     <w:p>
       <w:pPr>
-        <w:ind w:firstLine="420" w:firstLineChars="0"/>
-        <w:jc w:val="left"/>
-        <w:rPr>
-          <w:rFonts w:hint="eastAsia"/>
-          <w:lang w:val="en-US" w:eastAsia="zh-CN"/>
-        </w:rPr>
-      </w:pPr>
-    </w:p>
-    <w:p>
-      <w:pPr>
-        <w:ind w:firstLine="420" w:firstLineChars="0"/>
-        <w:jc w:val="left"/>
-        <w:rPr>
-          <w:rFonts w:hint="eastAsia"/>
-          <w:lang w:val="en-US" w:eastAsia="zh-CN"/>
-        </w:rPr>
-      </w:pPr>
-    </w:p>
-    <w:p>
-      <w:pPr>
-        <w:ind w:firstLine="420" w:firstLineChars="0"/>
-        <w:jc w:val="left"/>
-        <w:rPr>
-          <w:rFonts w:hint="eastAsia"/>
+        <w:jc w:val="center"/>
+        <w:rPr>
+          <w:rFonts w:hint="default"/>
+          <w:sz w:val="15"/>
+          <w:szCs w:val="15"/>
+          <w:lang w:val="en-US" w:eastAsia="zh-CN"/>
+        </w:rPr>
+      </w:pPr>
+      <w:r>
+        <w:rPr>
+          <w:rFonts w:hint="eastAsia"/>
+          <w:sz w:val="15"/>
+          <w:szCs w:val="15"/>
+          <w:lang w:val="en-US" w:eastAsia="zh-CN"/>
+        </w:rPr>
+        <w:t>rm指令</w:t>
+      </w:r>
+    </w:p>
+    <w:p>
+      <w:pPr>
+        <w:jc w:val="left"/>
+        <w:rPr>
+          <w:rFonts w:hint="eastAsia"/>
+          <w:lang w:val="en-US" w:eastAsia="zh-CN"/>
+        </w:rPr>
+      </w:pPr>
+      <w:r>
+        <w:drawing>
+          <wp:inline distT="0" distB="0" distL="114300" distR="114300">
+            <wp:extent cx="5267960" cy="1737360"/>
+            <wp:effectExtent l="0" t="0" r="2540" b="2540"/>
+            <wp:docPr id="9" name="图片 1"/>
+            <wp:cNvGraphicFramePr>
+              <a:graphicFrameLocks xmlns:a="http://schemas.openxmlformats.org/drawingml/2006/main" noChangeAspect="1"/>
+            </wp:cNvGraphicFramePr>
+            <a:graphic xmlns:a="http://schemas.openxmlformats.org/drawingml/2006/main">
+              <a:graphicData uri="http://schemas.openxmlformats.org/drawingml/2006/picture">
+                <pic:pic xmlns:pic="http://schemas.openxmlformats.org/drawingml/2006/picture">
+                  <pic:nvPicPr>
+                    <pic:cNvPr id="9" name="图片 1"/>
+                    <pic:cNvPicPr>
+                      <a:picLocks noChangeAspect="1"/>
+                    </pic:cNvPicPr>
+                  </pic:nvPicPr>
+                  <pic:blipFill>
+                    <a:blip r:embed="rId12"/>
+                    <a:stretch>
+                      <a:fillRect/>
+                    </a:stretch>
+                  </pic:blipFill>
+                  <pic:spPr>
+                    <a:xfrm>
+                      <a:off x="0" y="0"/>
+                      <a:ext cx="5267960" cy="1737360"/>
+                    </a:xfrm>
+                    <a:prstGeom prst="rect">
+                      <a:avLst/>
+                    </a:prstGeom>
+                    <a:noFill/>
+                    <a:ln>
+                      <a:noFill/>
+                    </a:ln>
+                  </pic:spPr>
+                </pic:pic>
+              </a:graphicData>
+            </a:graphic>
+          </wp:inline>
+        </w:drawing>
+      </w:r>
+    </w:p>
+    <w:p>
+      <w:pPr>
+        <w:ind w:firstLine="420" w:firstLineChars="0"/>
+        <w:jc w:val="left"/>
+        <w:rPr>
+          <w:rFonts w:hint="eastAsia"/>
+          <w:lang w:val="en-US" w:eastAsia="zh-CN"/>
+        </w:rPr>
+      </w:pPr>
+      <w:r>
+        <w:rPr>
+          <w:rFonts w:hint="eastAsia"/>
+          <w:lang w:val="en-US" w:eastAsia="zh-CN"/>
+        </w:rPr>
+        <w:t>rm</w:t>
+      </w:r>
+      <w:r>
+        <w:rPr>
+          <w:rFonts w:hint="eastAsia"/>
+          <w:lang w:val="en-US" w:eastAsia="zh-CN"/>
+        </w:rPr>
+        <w:tab/>
+        <w:t>删除</w:t>
+      </w:r>
+    </w:p>
+    <w:p>
+      <w:pPr>
+        <w:ind w:firstLine="420" w:firstLineChars="0"/>
+        <w:jc w:val="left"/>
+        <w:rPr>
+          <w:rFonts w:hint="eastAsia"/>
+          <w:lang w:val="en-US" w:eastAsia="zh-CN"/>
+        </w:rPr>
+      </w:pPr>
+      <w:r>
+        <w:rPr>
+          <w:rFonts w:hint="eastAsia"/>
+          <w:lang w:val="en-US" w:eastAsia="zh-CN"/>
+        </w:rPr>
+        <w:t>rm -f</w:t>
+      </w:r>
+      <w:r>
+        <w:rPr>
+          <w:rFonts w:hint="eastAsia"/>
+          <w:lang w:val="en-US" w:eastAsia="zh-CN"/>
+        </w:rPr>
+        <w:tab/>
+        <w:t/>
+      </w:r>
+      <w:r>
+        <w:rPr>
+          <w:rFonts w:hint="eastAsia"/>
+          <w:lang w:val="en-US" w:eastAsia="zh-CN"/>
+        </w:rPr>
+        <w:tab/>
+        <w:t>强制删除（系统不会再提示你是否删除）</w:t>
+      </w:r>
+    </w:p>
+    <w:p>
+      <w:pPr>
+        <w:ind w:firstLine="420" w:firstLineChars="0"/>
+        <w:jc w:val="left"/>
+        <w:rPr>
+          <w:rFonts w:hint="eastAsia"/>
+          <w:lang w:val="en-US" w:eastAsia="zh-CN"/>
+        </w:rPr>
+      </w:pPr>
+      <w:r>
+        <w:rPr>
+          <w:rFonts w:hint="eastAsia"/>
+          <w:lang w:val="en-US" w:eastAsia="zh-CN"/>
+        </w:rPr>
+        <w:t>rm -r</w:t>
+      </w:r>
+      <w:r>
+        <w:rPr>
+          <w:rFonts w:hint="eastAsia"/>
+          <w:lang w:val="en-US" w:eastAsia="zh-CN"/>
+        </w:rPr>
+        <w:tab/>
+        <w:t>删除目录</w:t>
+      </w:r>
+    </w:p>
+    <w:p>
+      <w:pPr>
+        <w:ind w:firstLine="420" w:firstLineChars="0"/>
+        <w:jc w:val="left"/>
+        <w:rPr>
+          <w:rFonts w:hint="eastAsia"/>
+          <w:lang w:val="en-US" w:eastAsia="zh-CN"/>
+        </w:rPr>
+      </w:pPr>
+    </w:p>
+    <w:p>
+      <w:pPr>
+        <w:jc w:val="center"/>
+        <w:rPr>
+          <w:rFonts w:hint="default"/>
+          <w:sz w:val="15"/>
+          <w:szCs w:val="15"/>
+          <w:lang w:val="en-US" w:eastAsia="zh-CN"/>
+        </w:rPr>
+      </w:pPr>
+      <w:r>
+        <w:rPr>
+          <w:rFonts w:hint="eastAsia"/>
+          <w:sz w:val="15"/>
+          <w:szCs w:val="15"/>
+          <w:lang w:val="en-US" w:eastAsia="zh-CN"/>
+        </w:rPr>
+        <w:t>cp指令</w:t>
+      </w:r>
+    </w:p>
+    <w:p>
+      <w:pPr>
+        <w:jc w:val="left"/>
+        <w:rPr>
+          <w:rFonts w:hint="default"/>
+          <w:lang w:val="en-US" w:eastAsia="zh-CN"/>
+        </w:rPr>
+      </w:pPr>
+      <w:r>
+        <w:drawing>
+          <wp:inline distT="0" distB="0" distL="114300" distR="114300">
+            <wp:extent cx="5267960" cy="773430"/>
+            <wp:effectExtent l="0" t="0" r="2540" b="1270"/>
+            <wp:docPr id="10" name="图片 2"/>
+            <wp:cNvGraphicFramePr>
+              <a:graphicFrameLocks xmlns:a="http://schemas.openxmlformats.org/drawingml/2006/main" noChangeAspect="1"/>
+            </wp:cNvGraphicFramePr>
+            <a:graphic xmlns:a="http://schemas.openxmlformats.org/drawingml/2006/main">
+              <a:graphicData uri="http://schemas.openxmlformats.org/drawingml/2006/picture">
+                <pic:pic xmlns:pic="http://schemas.openxmlformats.org/drawingml/2006/picture">
+                  <pic:nvPicPr>
+                    <pic:cNvPr id="10" name="图片 2"/>
+                    <pic:cNvPicPr>
+                      <a:picLocks noChangeAspect="1"/>
+                    </pic:cNvPicPr>
+                  </pic:nvPicPr>
+                  <pic:blipFill>
+                    <a:blip r:embed="rId13"/>
+                    <a:stretch>
+                      <a:fillRect/>
+                    </a:stretch>
+                  </pic:blipFill>
+                  <pic:spPr>
+                    <a:xfrm>
+                      <a:off x="0" y="0"/>
+                      <a:ext cx="5267960" cy="773430"/>
+                    </a:xfrm>
+                    <a:prstGeom prst="rect">
+                      <a:avLst/>
+                    </a:prstGeom>
+                    <a:noFill/>
+                    <a:ln>
+                      <a:noFill/>
+                    </a:ln>
+                  </pic:spPr>
+                </pic:pic>
+              </a:graphicData>
+            </a:graphic>
+          </wp:inline>
+        </w:drawing>
+      </w:r>
+    </w:p>
+    <w:p>
+      <w:pPr>
+        <w:ind w:firstLine="420" w:firstLineChars="0"/>
+        <w:jc w:val="left"/>
+        <w:rPr>
+          <w:rFonts w:hint="default"/>
+          <w:lang w:val="en-US" w:eastAsia="zh-CN"/>
+        </w:rPr>
+      </w:pPr>
+      <w:r>
+        <w:rPr>
+          <w:rFonts w:hint="eastAsia"/>
+          <w:lang w:val="en-US" w:eastAsia="zh-CN"/>
+        </w:rPr>
+        <w:t>cp 文件1 文件2</w:t>
+      </w:r>
+      <w:r>
+        <w:rPr>
+          <w:rFonts w:hint="eastAsia"/>
+          <w:lang w:val="en-US" w:eastAsia="zh-CN"/>
+        </w:rPr>
+        <w:tab/>
+        <w:t/>
+      </w:r>
+      <w:r>
+        <w:rPr>
+          <w:rFonts w:hint="eastAsia"/>
+          <w:lang w:val="en-US" w:eastAsia="zh-CN"/>
+        </w:rPr>
+        <w:tab/>
+        <w:t>将文件1复制一份为文件2（由1生2）（若文件2有文件则覆盖）</w:t>
+      </w:r>
+    </w:p>
+    <w:p>
+      <w:pPr>
+        <w:jc w:val="left"/>
+        <w:sectPr>
+          <w:pgSz w:w="11906" w:h="16838"/>
+          <w:pgMar w:top="1440" w:right="1800" w:bottom="1440" w:left="1800" w:header="851" w:footer="992" w:gutter="0"/>
+          <w:cols w:space="425" w:num="1"/>
+          <w:docGrid w:type="lines" w:linePitch="312" w:charSpace="0"/>
+        </w:sectPr>
+      </w:pPr>
+    </w:p>
+    <w:p>
+      <w:pPr>
+        <w:pStyle w:val="2"/>
+        <w:bidi w:val="0"/>
+        <w:jc w:val="center"/>
+        <w:rPr>
+          <w:rFonts w:hint="default"/>
+          <w:lang w:val="en-US" w:eastAsia="zh-CN"/>
+        </w:rPr>
+      </w:pPr>
+      <w:r>
+        <w:rPr>
+          <w:rFonts w:hint="eastAsia"/>
+          <w:lang w:val="en-US" w:eastAsia="zh-CN"/>
+        </w:rPr>
+        <w:t>p6目录操作</w:t>
+      </w:r>
+    </w:p>
+    <w:p>
+      <w:pPr>
+        <w:jc w:val="left"/>
+        <w:rPr>
+          <w:rFonts w:hint="default"/>
           <w:lang w:val="en-US" w:eastAsia="zh-CN"/>
         </w:rPr>
       </w:pPr>
       <w:bookmarkStart w:id="0" w:name="_GoBack"/>
       <w:bookmarkEnd w:id="0"/>
-    </w:p>
-    <w:p>
-      <w:pPr>
-        <w:ind w:firstLine="420" w:firstLineChars="0"/>
-        <w:jc w:val="left"/>
-        <w:rPr>
-          <w:rFonts w:hint="eastAsia"/>
-          <w:lang w:val="en-US" w:eastAsia="zh-CN"/>
-        </w:rPr>
-      </w:pPr>
-    </w:p>
-    <w:p>
-      <w:pPr>
-        <w:ind w:firstLine="420" w:firstLineChars="0"/>
-        <w:jc w:val="left"/>
-        <w:rPr>
-          <w:rFonts w:hint="eastAsia"/>
-          <w:lang w:val="en-US" w:eastAsia="zh-CN"/>
-        </w:rPr>
-      </w:pPr>
-    </w:p>
-    <w:p>
-      <w:pPr>
-        <w:ind w:firstLine="420" w:firstLineChars="0"/>
-        <w:jc w:val="left"/>
-        <w:rPr>
-          <w:rFonts w:hint="eastAsia"/>
-          <w:lang w:val="en-US" w:eastAsia="zh-CN"/>
-        </w:rPr>
-      </w:pPr>
-    </w:p>
-    <w:p>
-      <w:pPr>
-        <w:ind w:firstLine="420" w:firstLineChars="0"/>
-        <w:jc w:val="left"/>
-        <w:rPr>
-          <w:rFonts w:hint="default"/>
-          <w:lang w:val="en-US" w:eastAsia="zh-CN"/>
-        </w:rPr>
-      </w:pPr>
-    </w:p>
-    <w:p>
-      <w:pPr>
-        <w:jc w:val="left"/>
-      </w:pPr>
-    </w:p>
-    <w:p>
-      <w:pPr>
-        <w:jc w:val="left"/>
-      </w:pPr>
-    </w:p>
-    <w:p>
-      <w:pPr>
-        <w:jc w:val="left"/>
-        <w:rPr>
-          <w:rFonts w:hint="default"/>
-          <w:lang w:val="en-US" w:eastAsia="zh-CN"/>
-        </w:rPr>
-      </w:pPr>
     </w:p>
     <w:p>
       <w:pPr>
